--- a/rbpl-2872-4727/RBPL-2872-4727-IB-26-01.docx
+++ b/rbpl-2872-4727/RBPL-2872-4727-IB-26-01.docx
@@ -16,8 +16,8 @@
         </w:tblCellMar>
       </w:tblPr>
       <w:tblGrid>
-        <w:gridCol w:w="6030"/>
-        <w:gridCol w:w="3330"/>
+        <w:gridCol w:w="6029"/>
+        <w:gridCol w:w="3331"/>
       </w:tblGrid>
       <w:tr>
         <w:trPr>
@@ -25,7 +25,7 @@
         </w:trPr>
         <w:tc>
           <w:tcPr>
-            <w:tcW w:w="6030" w:type="dxa"/>
+            <w:tcW w:w="6029" w:type="dxa"/>
             <w:tcBorders/>
           </w:tcPr>
           <w:p>
@@ -52,7 +52,7 @@
         </w:tc>
         <w:tc>
           <w:tcPr>
-            <w:tcW w:w="3330" w:type="dxa"/>
+            <w:tcW w:w="3331" w:type="dxa"/>
             <w:tcBorders/>
           </w:tcPr>
           <w:p>
@@ -83,7 +83,7 @@
         <w:trPr/>
         <w:tc>
           <w:tcPr>
-            <w:tcW w:w="6030" w:type="dxa"/>
+            <w:tcW w:w="6029" w:type="dxa"/>
             <w:tcBorders/>
           </w:tcPr>
           <w:p>
@@ -121,7 +121,7 @@
                   <v:path o:extrusionok="f" gradientshapeok="t" o:connecttype="rect"/>
                   <o:lock v:ext="edit" aspectratio="t"/>
                 </v:shapetype>
-                <v:shape id="control_shape_0" o:allowincell="t" style="width:301.35pt;height:9.9pt" type="#_x0000_t75"/>
+                <v:shape id="control_shape_0" o:allowincell="t" style="width:301.3pt;height:9.85pt" type="#_x0000_t75"/>
                 <w:control r:id="rId2" w:name="Text Box 1" w:shapeid="control_shape_0"/>
               </w:object>
             </w:r>
@@ -142,7 +142,7 @@
             <w:r>
               <w:rPr/>
               <w:object>
-                <v:shape id="control_shape_1" o:allowincell="t" style="width:301.35pt;height:9.9pt" type="#_x0000_t75"/>
+                <v:shape id="control_shape_1" o:allowincell="t" style="width:301.3pt;height:9.85pt" type="#_x0000_t75"/>
                 <w:control r:id="rId3" w:name="Text Box 1" w:shapeid="control_shape_1"/>
               </w:object>
             </w:r>
@@ -163,7 +163,7 @@
             <w:r>
               <w:rPr/>
               <w:object>
-                <v:shape id="control_shape_2" o:allowincell="t" style="width:226.6pt;height:9.9pt" type="#_x0000_t75"/>
+                <v:shape id="control_shape_2" o:allowincell="t" style="width:226.55pt;height:9.85pt" type="#_x0000_t75"/>
                 <w:control r:id="rId4" w:name="Text Box 1" w:shapeid="control_shape_2"/>
               </w:object>
             </w:r>
@@ -184,7 +184,7 @@
             <w:r>
               <w:rPr/>
               <w:object>
-                <v:shape id="control_shape_3" o:allowincell="t" style="width:226.6pt;height:9.9pt" type="#_x0000_t75"/>
+                <v:shape id="control_shape_3" o:allowincell="t" style="width:226.55pt;height:9.85pt" type="#_x0000_t75"/>
                 <w:control r:id="rId5" w:name="Text Box 1" w:shapeid="control_shape_3"/>
               </w:object>
             </w:r>
@@ -238,7 +238,7 @@
             <w:r>
               <w:rPr/>
               <w:object>
-                <v:shape id="control_shape_4" o:allowincell="t" style="width:107.8pt;height:9.9pt" type="#_x0000_t75"/>
+                <v:shape id="control_shape_4" o:allowincell="t" style="width:107.75pt;height:9.85pt" type="#_x0000_t75"/>
                 <w:control r:id="rId6" w:name="Text Box 1" w:shapeid="control_shape_4"/>
               </w:object>
             </w:r>
@@ -246,7 +246,7 @@
         </w:tc>
         <w:tc>
           <w:tcPr>
-            <w:tcW w:w="3330" w:type="dxa"/>
+            <w:tcW w:w="3331" w:type="dxa"/>
             <w:tcBorders/>
           </w:tcPr>
           <w:p>
@@ -1185,7 +1185,7 @@
           <w:footerReference w:type="first" r:id="rId10"/>
           <w:type w:val="nextPage"/>
           <w:pgSz w:w="12240" w:h="20160"/>
-          <w:pgMar w:left="1440" w:right="1440" w:gutter="0" w:header="0" w:top="8640" w:footer="2160" w:bottom="2963"/>
+          <w:pgMar w:left="1440" w:right="1440" w:gutter="0" w:header="0" w:top="1440" w:footer="2160" w:bottom="2963"/>
           <w:pgNumType w:fmt="decimal"/>
           <w:formProt w:val="false"/>
           <w:textDirection w:val="lrTb"/>
@@ -2332,40 +2332,7 @@
               <w:tab/>
               <w:tab/>
               <w:tab/>
-              <w:t xml:space="preserve">Verification Date: </w:t>
-            </w:r>
-            <w:r>
-              <w:rPr>
-                <w:rFonts w:ascii="Calibri" w:hAnsi="Calibri"/>
-                <w:b w:val="false"/>
-                <w:bCs w:val="false"/>
-                <w:sz w:val="20"/>
-                <w:szCs w:val="20"/>
-                <w:u w:val="none"/>
-              </w:rPr>
-              <w:t>April 5</w:t>
-            </w:r>
-            <w:r>
-              <w:rPr>
-                <w:rFonts w:ascii="Calibri" w:hAnsi="Calibri"/>
-                <w:b w:val="false"/>
-                <w:bCs w:val="false"/>
-                <w:sz w:val="20"/>
-                <w:szCs w:val="20"/>
-                <w:u w:val="none"/>
-              </w:rPr>
-              <w:t>, 202</w:t>
-            </w:r>
-            <w:r>
-              <w:rPr>
-                <w:rFonts w:ascii="Calibri" w:hAnsi="Calibri"/>
-                <w:b w:val="false"/>
-                <w:bCs w:val="false"/>
-                <w:sz w:val="20"/>
-                <w:szCs w:val="20"/>
-                <w:u w:val="none"/>
-              </w:rPr>
-              <w:t>6</w:t>
+              <w:t>Verification Date: April 5, 2026</w:t>
             </w:r>
           </w:p>
           <w:p>
@@ -5124,7 +5091,7 @@
     <w:pPr>
       <w:widowControl/>
       <w:suppressAutoHyphens w:val="true"/>
-      <w:overflowPunct w:val="true"/>
+      <w:overflowPunct w:val="false"/>
       <w:bidi w:val="0"/>
       <w:spacing w:before="0" w:after="0"/>
       <w:jc w:val="start"/>
@@ -5150,8 +5117,8 @@
       <w:u w:val="single"/>
     </w:rPr>
   </w:style>
-  <w:style w:type="character" w:styleId="Bullets">
-    <w:name w:val="Bullets"/>
+  <w:style w:type="character" w:styleId="Bulletsuser">
+    <w:name w:val="Bullets (user)"/>
     <w:qFormat/>
     <w:rPr>
       <w:rFonts w:ascii="OpenSymbol" w:hAnsi="OpenSymbol" w:eastAsia="OpenSymbol" w:cs="OpenSymbol"/>
@@ -5311,8 +5278,8 @@
       <w:szCs w:val="12"/>
     </w:rPr>
   </w:style>
-  <w:style w:type="paragraph" w:styleId="FrameContentsuser">
-    <w:name w:val="Frame Contents (user)"/>
+  <w:style w:type="paragraph" w:styleId="FrameContents">
+    <w:name w:val="Frame Contents"/>
     <w:basedOn w:val="Normal"/>
     <w:qFormat/>
     <w:pPr/>
